--- a/LabWorks_2026/Лабораторная работа №11.docx
+++ b/LabWorks_2026/Лабораторная работа №11.docx
@@ -97,7 +97,15 @@
         <w:t xml:space="preserve"> </w:t>
       </w:r>
       <w:r>
-        <w:t>(дата обращения: 21.05.2025). — Режим доступа: для авториз. пользователей.</w:t>
+        <w:t xml:space="preserve">(дата обращения: 21.05.2025). — Режим доступа: для </w:t>
+      </w:r>
+      <w:proofErr w:type="spellStart"/>
+      <w:r>
+        <w:t>авториз</w:t>
+      </w:r>
+      <w:proofErr w:type="spellEnd"/>
+      <w:r>
+        <w:t>. пользователей.</w:t>
       </w:r>
     </w:p>
     <w:p>
@@ -212,18 +220,28 @@
       <w:r>
         <w:t xml:space="preserve">Установить </w:t>
       </w:r>
+      <w:proofErr w:type="spellStart"/>
       <w:r>
         <w:rPr>
           <w:lang w:val="en-US"/>
         </w:rPr>
-        <w:t>Nuget-</w:t>
+        <w:t>Nuget</w:t>
+      </w:r>
+      <w:proofErr w:type="spellEnd"/>
+      <w:r>
+        <w:rPr>
+          <w:lang w:val="en-US"/>
+        </w:rPr>
+        <w:t>-</w:t>
       </w:r>
       <w:r>
         <w:t xml:space="preserve">пакет </w:t>
       </w:r>
+      <w:proofErr w:type="spellStart"/>
       <w:r>
         <w:t>BenchmarkDotNet</w:t>
       </w:r>
+      <w:proofErr w:type="spellEnd"/>
     </w:p>
     <w:p>
       <w:pPr>
@@ -236,14 +254,24 @@
       <w:r>
         <w:t xml:space="preserve">Создать новый публичный класс </w:t>
       </w:r>
+      <w:proofErr w:type="spellStart"/>
       <w:r>
         <w:t>PrimesBenchmark</w:t>
       </w:r>
+      <w:proofErr w:type="spellEnd"/>
       <w:r>
         <w:t xml:space="preserve"> с атрибутом </w:t>
       </w:r>
       <w:r>
-        <w:t>[MemoryDiagnoser]</w:t>
+        <w:t>[</w:t>
+      </w:r>
+      <w:proofErr w:type="spellStart"/>
+      <w:r>
+        <w:t>MemoryDiagnoser</w:t>
+      </w:r>
+      <w:proofErr w:type="spellEnd"/>
+      <w:r>
+        <w:t>]</w:t>
       </w:r>
       <w:r>
         <w:t>, в него добавить 2 статических метода:</w:t>
@@ -260,7 +288,21 @@
         <w:rPr>
           <w:szCs w:val="24"/>
         </w:rPr>
-        <w:t>private static bool IsPrimeNaive(int n)</w:t>
+        <w:t xml:space="preserve">private static bool </w:t>
+      </w:r>
+      <w:proofErr w:type="spellStart"/>
+      <w:r>
+        <w:rPr>
+          <w:szCs w:val="24"/>
+        </w:rPr>
+        <w:t>IsPrimeNaive</w:t>
+      </w:r>
+      <w:proofErr w:type="spellEnd"/>
+      <w:r>
+        <w:rPr>
+          <w:szCs w:val="24"/>
+        </w:rPr>
+        <w:t>(int n)</w:t>
       </w:r>
     </w:p>
     <w:p>
@@ -288,21 +330,77 @@
         <w:rPr>
           <w:szCs w:val="24"/>
         </w:rPr>
-        <w:t xml:space="preserve">    for (int i = 2; i &lt; n; i++)</w:t>
-      </w:r>
-    </w:p>
-    <w:p>
-      <w:pPr>
-        <w:pStyle w:val="ad"/>
-        <w:rPr>
-          <w:szCs w:val="24"/>
-        </w:rPr>
-      </w:pPr>
-      <w:r>
-        <w:rPr>
-          <w:szCs w:val="24"/>
-        </w:rPr>
-        <w:t xml:space="preserve">        if (n % i == 0) return false;</w:t>
+        <w:t xml:space="preserve">    for (int </w:t>
+      </w:r>
+      <w:proofErr w:type="spellStart"/>
+      <w:r>
+        <w:rPr>
+          <w:szCs w:val="24"/>
+        </w:rPr>
+        <w:t>i</w:t>
+      </w:r>
+      <w:proofErr w:type="spellEnd"/>
+      <w:r>
+        <w:rPr>
+          <w:szCs w:val="24"/>
+        </w:rPr>
+        <w:t xml:space="preserve"> = 2; </w:t>
+      </w:r>
+      <w:proofErr w:type="spellStart"/>
+      <w:r>
+        <w:rPr>
+          <w:szCs w:val="24"/>
+        </w:rPr>
+        <w:t>i</w:t>
+      </w:r>
+      <w:proofErr w:type="spellEnd"/>
+      <w:r>
+        <w:rPr>
+          <w:szCs w:val="24"/>
+        </w:rPr>
+        <w:t xml:space="preserve"> &lt; n; </w:t>
+      </w:r>
+      <w:proofErr w:type="spellStart"/>
+      <w:r>
+        <w:rPr>
+          <w:szCs w:val="24"/>
+        </w:rPr>
+        <w:t>i</w:t>
+      </w:r>
+      <w:proofErr w:type="spellEnd"/>
+      <w:r>
+        <w:rPr>
+          <w:szCs w:val="24"/>
+        </w:rPr>
+        <w:t>++)</w:t>
+      </w:r>
+    </w:p>
+    <w:p>
+      <w:pPr>
+        <w:pStyle w:val="ad"/>
+        <w:rPr>
+          <w:szCs w:val="24"/>
+        </w:rPr>
+      </w:pPr>
+      <w:r>
+        <w:rPr>
+          <w:szCs w:val="24"/>
+        </w:rPr>
+        <w:t xml:space="preserve">        if (n % </w:t>
+      </w:r>
+      <w:proofErr w:type="spellStart"/>
+      <w:r>
+        <w:rPr>
+          <w:szCs w:val="24"/>
+        </w:rPr>
+        <w:t>i</w:t>
+      </w:r>
+      <w:proofErr w:type="spellEnd"/>
+      <w:r>
+        <w:rPr>
+          <w:szCs w:val="24"/>
+        </w:rPr>
+        <w:t xml:space="preserve"> == 0) return false;</w:t>
       </w:r>
     </w:p>
     <w:p>
@@ -352,7 +450,21 @@
         <w:rPr>
           <w:szCs w:val="24"/>
         </w:rPr>
-        <w:t>private static bool IsPrimeFast(int n)</w:t>
+        <w:t xml:space="preserve">private static bool </w:t>
+      </w:r>
+      <w:proofErr w:type="spellStart"/>
+      <w:r>
+        <w:rPr>
+          <w:szCs w:val="24"/>
+        </w:rPr>
+        <w:t>IsPrimeFast</w:t>
+      </w:r>
+      <w:proofErr w:type="spellEnd"/>
+      <w:r>
+        <w:rPr>
+          <w:szCs w:val="24"/>
+        </w:rPr>
+        <w:t>(int n)</w:t>
       </w:r>
     </w:p>
     <w:p>
@@ -422,35 +534,105 @@
         <w:rPr>
           <w:szCs w:val="24"/>
         </w:rPr>
-        <w:t xml:space="preserve">    int sqrt = (int)Math.Sqrt(n);</w:t>
-      </w:r>
-    </w:p>
-    <w:p>
-      <w:pPr>
-        <w:pStyle w:val="ad"/>
-        <w:rPr>
-          <w:szCs w:val="24"/>
-        </w:rPr>
-      </w:pPr>
-      <w:r>
-        <w:rPr>
-          <w:szCs w:val="24"/>
-        </w:rPr>
-        <w:t xml:space="preserve">    for (int i = 3; i &lt;= sqrt; i += 2)</w:t>
-      </w:r>
-    </w:p>
-    <w:p>
-      <w:pPr>
-        <w:pStyle w:val="ad"/>
-        <w:rPr>
-          <w:szCs w:val="24"/>
-        </w:rPr>
-      </w:pPr>
-      <w:r>
-        <w:rPr>
-          <w:szCs w:val="24"/>
-        </w:rPr>
-        <w:t xml:space="preserve">        if (n % i == 0) return false;</w:t>
+        <w:t xml:space="preserve">    int sqrt = (int)</w:t>
+      </w:r>
+      <w:proofErr w:type="spellStart"/>
+      <w:r>
+        <w:rPr>
+          <w:szCs w:val="24"/>
+        </w:rPr>
+        <w:t>Math.Sqrt</w:t>
+      </w:r>
+      <w:proofErr w:type="spellEnd"/>
+      <w:r>
+        <w:rPr>
+          <w:szCs w:val="24"/>
+        </w:rPr>
+        <w:t>(n);</w:t>
+      </w:r>
+    </w:p>
+    <w:p>
+      <w:pPr>
+        <w:pStyle w:val="ad"/>
+        <w:rPr>
+          <w:szCs w:val="24"/>
+        </w:rPr>
+      </w:pPr>
+      <w:r>
+        <w:rPr>
+          <w:szCs w:val="24"/>
+        </w:rPr>
+        <w:t xml:space="preserve">    for (int </w:t>
+      </w:r>
+      <w:proofErr w:type="spellStart"/>
+      <w:r>
+        <w:rPr>
+          <w:szCs w:val="24"/>
+        </w:rPr>
+        <w:t>i</w:t>
+      </w:r>
+      <w:proofErr w:type="spellEnd"/>
+      <w:r>
+        <w:rPr>
+          <w:szCs w:val="24"/>
+        </w:rPr>
+        <w:t xml:space="preserve"> = 3; </w:t>
+      </w:r>
+      <w:proofErr w:type="spellStart"/>
+      <w:r>
+        <w:rPr>
+          <w:szCs w:val="24"/>
+        </w:rPr>
+        <w:t>i</w:t>
+      </w:r>
+      <w:proofErr w:type="spellEnd"/>
+      <w:r>
+        <w:rPr>
+          <w:szCs w:val="24"/>
+        </w:rPr>
+        <w:t xml:space="preserve"> &lt;= sqrt; </w:t>
+      </w:r>
+      <w:proofErr w:type="spellStart"/>
+      <w:r>
+        <w:rPr>
+          <w:szCs w:val="24"/>
+        </w:rPr>
+        <w:t>i</w:t>
+      </w:r>
+      <w:proofErr w:type="spellEnd"/>
+      <w:r>
+        <w:rPr>
+          <w:szCs w:val="24"/>
+        </w:rPr>
+        <w:t xml:space="preserve"> += 2)</w:t>
+      </w:r>
+    </w:p>
+    <w:p>
+      <w:pPr>
+        <w:pStyle w:val="ad"/>
+        <w:rPr>
+          <w:szCs w:val="24"/>
+        </w:rPr>
+      </w:pPr>
+      <w:r>
+        <w:rPr>
+          <w:szCs w:val="24"/>
+        </w:rPr>
+        <w:t xml:space="preserve">        if (n % </w:t>
+      </w:r>
+      <w:proofErr w:type="spellStart"/>
+      <w:r>
+        <w:rPr>
+          <w:szCs w:val="24"/>
+        </w:rPr>
+        <w:t>i</w:t>
+      </w:r>
+      <w:proofErr w:type="spellEnd"/>
+      <w:r>
+        <w:rPr>
+          <w:szCs w:val="24"/>
+        </w:rPr>
+        <w:t xml:space="preserve"> == 0) return false;</w:t>
       </w:r>
     </w:p>
     <w:p>
@@ -505,8 +687,13 @@
       <w:r>
         <w:t>[</w:t>
       </w:r>
-      <w:r>
-        <w:t>Params(10_000, 50_000, 100_000)</w:t>
+      <w:proofErr w:type="spellStart"/>
+      <w:r>
+        <w:t>Params</w:t>
+      </w:r>
+      <w:proofErr w:type="spellEnd"/>
+      <w:r>
+        <w:t>(10_000, 50_000, 100_000)</w:t>
       </w:r>
       <w:r>
         <w:t>]</w:t>
@@ -539,8 +726,13 @@
       <w:r>
         <w:t xml:space="preserve"> при помощи метода </w:t>
       </w:r>
-      <w:r>
-        <w:t xml:space="preserve">IsPrimeNaive, второй </w:t>
+      <w:proofErr w:type="spellStart"/>
+      <w:r>
+        <w:t>IsPrimeNaive</w:t>
+      </w:r>
+      <w:proofErr w:type="spellEnd"/>
+      <w:r>
+        <w:t xml:space="preserve">, второй </w:t>
       </w:r>
       <w:r>
         <w:t>–</w:t>
@@ -551,9 +743,11 @@
       <w:r>
         <w:t xml:space="preserve">при помощи метода </w:t>
       </w:r>
+      <w:proofErr w:type="spellStart"/>
       <w:r>
         <w:t>IsPrimeFast</w:t>
       </w:r>
+      <w:proofErr w:type="spellEnd"/>
       <w:r>
         <w:t>.</w:t>
       </w:r>
@@ -570,14 +764,32 @@
         <w:t xml:space="preserve">Для методов указать атрибут </w:t>
       </w:r>
       <w:r>
-        <w:t>[Benchmark]</w:t>
+        <w:t>[</w:t>
+      </w:r>
+      <w:proofErr w:type="spellStart"/>
+      <w:r>
+        <w:t>Benchmark</w:t>
+      </w:r>
+      <w:proofErr w:type="spellEnd"/>
+      <w:r>
+        <w:t>]</w:t>
       </w:r>
       <w:r>
         <w:t xml:space="preserve">, причем для первого указать параметр атрибута </w:t>
       </w:r>
-      <w:r>
-        <w:t>Baseline = true</w:t>
-      </w:r>
+      <w:proofErr w:type="spellStart"/>
+      <w:r>
+        <w:t>Baseline</w:t>
+      </w:r>
+      <w:proofErr w:type="spellEnd"/>
+      <w:r>
+        <w:t xml:space="preserve"> = </w:t>
+      </w:r>
+      <w:proofErr w:type="spellStart"/>
+      <w:r>
+        <w:t>true</w:t>
+      </w:r>
+      <w:proofErr w:type="spellEnd"/>
       <w:r>
         <w:t>, чтобы производительность вычислялась относительно него.</w:t>
       </w:r>
@@ -623,8 +835,21 @@
       <w:r>
         <w:t xml:space="preserve">Запустить бенчмарк в основной программе при помощи </w:t>
       </w:r>
-      <w:r>
-        <w:t>BenchmarkRunner.Run&lt;PrimesBenchmark&gt;();</w:t>
+      <w:proofErr w:type="spellStart"/>
+      <w:r>
+        <w:t>BenchmarkRunner.Run</w:t>
+      </w:r>
+      <w:proofErr w:type="spellEnd"/>
+      <w:r>
+        <w:t>&lt;</w:t>
+      </w:r>
+      <w:proofErr w:type="spellStart"/>
+      <w:r>
+        <w:t>PrimesBenchmark</w:t>
+      </w:r>
+      <w:proofErr w:type="spellEnd"/>
+      <w:r>
+        <w:t>&gt;();</w:t>
       </w:r>
     </w:p>
     <w:p>
@@ -661,13 +886,7 @@
         </w:numPr>
       </w:pPr>
       <w:r>
-        <w:t>С</w:t>
-      </w:r>
-      <w:r>
-        <w:t>равнить полученные показатели для двух методов на различных наборах данных</w:t>
-      </w:r>
-      <w:r>
-        <w:t xml:space="preserve">. </w:t>
+        <w:t xml:space="preserve">Сравнить полученные показатели для двух методов на различных наборах данных. </w:t>
       </w:r>
       <w:r>
         <w:t xml:space="preserve">Сделать вывод на основе полученных результатов и записать в </w:t>
@@ -773,35 +992,119 @@
         <w:rPr>
           <w:szCs w:val="24"/>
         </w:rPr>
-        <w:t xml:space="preserve">        const string filePath = "server.log";</w:t>
-      </w:r>
-    </w:p>
-    <w:p>
-      <w:pPr>
-        <w:pStyle w:val="ad"/>
-        <w:rPr>
-          <w:szCs w:val="24"/>
-        </w:rPr>
-      </w:pPr>
-      <w:r>
-        <w:rPr>
-          <w:szCs w:val="24"/>
-        </w:rPr>
-        <w:t xml:space="preserve">        if (!File.Exists(filePath))</w:t>
-      </w:r>
-    </w:p>
-    <w:p>
-      <w:pPr>
-        <w:pStyle w:val="ad"/>
-        <w:rPr>
-          <w:szCs w:val="24"/>
-        </w:rPr>
-      </w:pPr>
-      <w:r>
-        <w:rPr>
-          <w:szCs w:val="24"/>
-        </w:rPr>
-        <w:t xml:space="preserve">            File.WriteAllLines(filePath, GenerateFakeLogs(</w:t>
+        <w:t xml:space="preserve">        const string </w:t>
+      </w:r>
+      <w:proofErr w:type="spellStart"/>
+      <w:r>
+        <w:rPr>
+          <w:szCs w:val="24"/>
+        </w:rPr>
+        <w:t>filePath</w:t>
+      </w:r>
+      <w:proofErr w:type="spellEnd"/>
+      <w:r>
+        <w:rPr>
+          <w:szCs w:val="24"/>
+        </w:rPr>
+        <w:t xml:space="preserve"> = "server.log";</w:t>
+      </w:r>
+    </w:p>
+    <w:p>
+      <w:pPr>
+        <w:pStyle w:val="ad"/>
+        <w:rPr>
+          <w:szCs w:val="24"/>
+        </w:rPr>
+      </w:pPr>
+      <w:r>
+        <w:rPr>
+          <w:szCs w:val="24"/>
+        </w:rPr>
+        <w:t xml:space="preserve">        if (!</w:t>
+      </w:r>
+      <w:proofErr w:type="spellStart"/>
+      <w:r>
+        <w:rPr>
+          <w:szCs w:val="24"/>
+        </w:rPr>
+        <w:t>File.Exists</w:t>
+      </w:r>
+      <w:proofErr w:type="spellEnd"/>
+      <w:r>
+        <w:rPr>
+          <w:szCs w:val="24"/>
+        </w:rPr>
+        <w:t>(</w:t>
+      </w:r>
+      <w:proofErr w:type="spellStart"/>
+      <w:r>
+        <w:rPr>
+          <w:szCs w:val="24"/>
+        </w:rPr>
+        <w:t>filePath</w:t>
+      </w:r>
+      <w:proofErr w:type="spellEnd"/>
+      <w:r>
+        <w:rPr>
+          <w:szCs w:val="24"/>
+        </w:rPr>
+        <w:t>))</w:t>
+      </w:r>
+    </w:p>
+    <w:p>
+      <w:pPr>
+        <w:pStyle w:val="ad"/>
+        <w:rPr>
+          <w:szCs w:val="24"/>
+        </w:rPr>
+      </w:pPr>
+      <w:r>
+        <w:rPr>
+          <w:szCs w:val="24"/>
+        </w:rPr>
+        <w:t xml:space="preserve">            </w:t>
+      </w:r>
+      <w:proofErr w:type="spellStart"/>
+      <w:r>
+        <w:rPr>
+          <w:szCs w:val="24"/>
+        </w:rPr>
+        <w:t>File.WriteAllLines</w:t>
+      </w:r>
+      <w:proofErr w:type="spellEnd"/>
+      <w:r>
+        <w:rPr>
+          <w:szCs w:val="24"/>
+        </w:rPr>
+        <w:t>(</w:t>
+      </w:r>
+      <w:proofErr w:type="spellStart"/>
+      <w:r>
+        <w:rPr>
+          <w:szCs w:val="24"/>
+        </w:rPr>
+        <w:t>filePath</w:t>
+      </w:r>
+      <w:proofErr w:type="spellEnd"/>
+      <w:r>
+        <w:rPr>
+          <w:szCs w:val="24"/>
+        </w:rPr>
+        <w:t xml:space="preserve">, </w:t>
+      </w:r>
+      <w:proofErr w:type="spellStart"/>
+      <w:r>
+        <w:rPr>
+          <w:szCs w:val="24"/>
+        </w:rPr>
+        <w:t>GenerateFakeLogs</w:t>
+      </w:r>
+      <w:proofErr w:type="spellEnd"/>
+      <w:r>
+        <w:rPr>
+          <w:szCs w:val="24"/>
+        </w:rPr>
+        <w:t>(</w:t>
       </w:r>
       <w:r>
         <w:rPr>
@@ -835,71 +1138,281 @@
         <w:rPr>
           <w:szCs w:val="24"/>
         </w:rPr>
-        <w:t xml:space="preserve">        var sw = Stopwatch.StartNew();</w:t>
-      </w:r>
-    </w:p>
-    <w:p>
-      <w:pPr>
-        <w:pStyle w:val="ad"/>
-        <w:rPr>
-          <w:szCs w:val="24"/>
-        </w:rPr>
-      </w:pPr>
-      <w:r>
-        <w:rPr>
-          <w:szCs w:val="24"/>
-        </w:rPr>
-        <w:t xml:space="preserve">        var result = AnalyzeLogs(filePath);</w:t>
-      </w:r>
-    </w:p>
-    <w:p>
-      <w:pPr>
-        <w:pStyle w:val="ad"/>
-        <w:rPr>
-          <w:szCs w:val="24"/>
-        </w:rPr>
-      </w:pPr>
-      <w:r>
-        <w:rPr>
-          <w:szCs w:val="24"/>
-        </w:rPr>
-        <w:t xml:space="preserve">        sw.Stop();</w:t>
-      </w:r>
-    </w:p>
-    <w:p>
-      <w:pPr>
-        <w:pStyle w:val="ad"/>
-        <w:rPr>
-          <w:szCs w:val="24"/>
-        </w:rPr>
-      </w:pPr>
-    </w:p>
-    <w:p>
-      <w:pPr>
-        <w:pStyle w:val="ad"/>
-        <w:rPr>
-          <w:szCs w:val="24"/>
-        </w:rPr>
-      </w:pPr>
-      <w:r>
-        <w:rPr>
-          <w:szCs w:val="24"/>
-        </w:rPr>
-        <w:t xml:space="preserve">        Console.WriteLine($"Ошибок: {result.errorCount}, предупреждений: {result.warningCount}");</w:t>
-      </w:r>
-    </w:p>
-    <w:p>
-      <w:pPr>
-        <w:pStyle w:val="ad"/>
-        <w:rPr>
-          <w:szCs w:val="24"/>
-        </w:rPr>
-      </w:pPr>
-      <w:r>
-        <w:rPr>
-          <w:szCs w:val="24"/>
-        </w:rPr>
-        <w:t xml:space="preserve">        Console.WriteLine($"Время выполнения: {sw.ElapsedMilliseconds} мс");</w:t>
+        <w:t xml:space="preserve">        var </w:t>
+      </w:r>
+      <w:proofErr w:type="spellStart"/>
+      <w:r>
+        <w:rPr>
+          <w:szCs w:val="24"/>
+        </w:rPr>
+        <w:t>sw</w:t>
+      </w:r>
+      <w:proofErr w:type="spellEnd"/>
+      <w:r>
+        <w:rPr>
+          <w:szCs w:val="24"/>
+        </w:rPr>
+        <w:t xml:space="preserve"> = </w:t>
+      </w:r>
+      <w:proofErr w:type="spellStart"/>
+      <w:r>
+        <w:rPr>
+          <w:szCs w:val="24"/>
+        </w:rPr>
+        <w:t>Stopwatch.StartNew</w:t>
+      </w:r>
+      <w:proofErr w:type="spellEnd"/>
+      <w:r>
+        <w:rPr>
+          <w:szCs w:val="24"/>
+        </w:rPr>
+        <w:t>();</w:t>
+      </w:r>
+    </w:p>
+    <w:p>
+      <w:pPr>
+        <w:pStyle w:val="ad"/>
+        <w:rPr>
+          <w:szCs w:val="24"/>
+        </w:rPr>
+      </w:pPr>
+      <w:r>
+        <w:rPr>
+          <w:szCs w:val="24"/>
+        </w:rPr>
+        <w:t xml:space="preserve">        var result = </w:t>
+      </w:r>
+      <w:proofErr w:type="spellStart"/>
+      <w:r>
+        <w:rPr>
+          <w:szCs w:val="24"/>
+        </w:rPr>
+        <w:t>AnalyzeLogs</w:t>
+      </w:r>
+      <w:proofErr w:type="spellEnd"/>
+      <w:r>
+        <w:rPr>
+          <w:szCs w:val="24"/>
+        </w:rPr>
+        <w:t>(</w:t>
+      </w:r>
+      <w:proofErr w:type="spellStart"/>
+      <w:r>
+        <w:rPr>
+          <w:szCs w:val="24"/>
+        </w:rPr>
+        <w:t>filePath</w:t>
+      </w:r>
+      <w:proofErr w:type="spellEnd"/>
+      <w:r>
+        <w:rPr>
+          <w:szCs w:val="24"/>
+        </w:rPr>
+        <w:t>);</w:t>
+      </w:r>
+    </w:p>
+    <w:p>
+      <w:pPr>
+        <w:pStyle w:val="ad"/>
+        <w:rPr>
+          <w:szCs w:val="24"/>
+        </w:rPr>
+      </w:pPr>
+      <w:r>
+        <w:rPr>
+          <w:szCs w:val="24"/>
+        </w:rPr>
+        <w:t xml:space="preserve">        </w:t>
+      </w:r>
+      <w:proofErr w:type="spellStart"/>
+      <w:r>
+        <w:rPr>
+          <w:szCs w:val="24"/>
+        </w:rPr>
+        <w:t>sw.Stop</w:t>
+      </w:r>
+      <w:proofErr w:type="spellEnd"/>
+      <w:r>
+        <w:rPr>
+          <w:szCs w:val="24"/>
+        </w:rPr>
+        <w:t>();</w:t>
+      </w:r>
+    </w:p>
+    <w:p>
+      <w:pPr>
+        <w:pStyle w:val="ad"/>
+        <w:rPr>
+          <w:szCs w:val="24"/>
+        </w:rPr>
+      </w:pPr>
+    </w:p>
+    <w:p>
+      <w:pPr>
+        <w:pStyle w:val="ad"/>
+        <w:rPr>
+          <w:szCs w:val="24"/>
+        </w:rPr>
+      </w:pPr>
+      <w:r>
+        <w:rPr>
+          <w:szCs w:val="24"/>
+        </w:rPr>
+        <w:t xml:space="preserve">        </w:t>
+      </w:r>
+      <w:proofErr w:type="spellStart"/>
+      <w:r>
+        <w:rPr>
+          <w:szCs w:val="24"/>
+        </w:rPr>
+        <w:t>Console.WriteLine</w:t>
+      </w:r>
+      <w:proofErr w:type="spellEnd"/>
+      <w:r>
+        <w:rPr>
+          <w:szCs w:val="24"/>
+        </w:rPr>
+        <w:t>($"</w:t>
+      </w:r>
+      <w:proofErr w:type="spellStart"/>
+      <w:r>
+        <w:rPr>
+          <w:szCs w:val="24"/>
+        </w:rPr>
+        <w:t>Ошибок</w:t>
+      </w:r>
+      <w:proofErr w:type="spellEnd"/>
+      <w:r>
+        <w:rPr>
+          <w:szCs w:val="24"/>
+        </w:rPr>
+        <w:t>: {</w:t>
+      </w:r>
+      <w:proofErr w:type="spellStart"/>
+      <w:r>
+        <w:rPr>
+          <w:szCs w:val="24"/>
+        </w:rPr>
+        <w:t>result.errorCount</w:t>
+      </w:r>
+      <w:proofErr w:type="spellEnd"/>
+      <w:r>
+        <w:rPr>
+          <w:szCs w:val="24"/>
+        </w:rPr>
+        <w:t xml:space="preserve">}, </w:t>
+      </w:r>
+      <w:proofErr w:type="spellStart"/>
+      <w:r>
+        <w:rPr>
+          <w:szCs w:val="24"/>
+        </w:rPr>
+        <w:t>предупреждений</w:t>
+      </w:r>
+      <w:proofErr w:type="spellEnd"/>
+      <w:r>
+        <w:rPr>
+          <w:szCs w:val="24"/>
+        </w:rPr>
+        <w:t>: {</w:t>
+      </w:r>
+      <w:proofErr w:type="spellStart"/>
+      <w:r>
+        <w:rPr>
+          <w:szCs w:val="24"/>
+        </w:rPr>
+        <w:t>result.warningCount</w:t>
+      </w:r>
+      <w:proofErr w:type="spellEnd"/>
+      <w:r>
+        <w:rPr>
+          <w:szCs w:val="24"/>
+        </w:rPr>
+        <w:t>}");</w:t>
+      </w:r>
+    </w:p>
+    <w:p>
+      <w:pPr>
+        <w:pStyle w:val="ad"/>
+        <w:rPr>
+          <w:szCs w:val="24"/>
+        </w:rPr>
+      </w:pPr>
+      <w:r>
+        <w:rPr>
+          <w:szCs w:val="24"/>
+        </w:rPr>
+        <w:t xml:space="preserve">        </w:t>
+      </w:r>
+      <w:proofErr w:type="spellStart"/>
+      <w:r>
+        <w:rPr>
+          <w:szCs w:val="24"/>
+        </w:rPr>
+        <w:t>Console.WriteLine</w:t>
+      </w:r>
+      <w:proofErr w:type="spellEnd"/>
+      <w:r>
+        <w:rPr>
+          <w:szCs w:val="24"/>
+        </w:rPr>
+        <w:t>($"</w:t>
+      </w:r>
+      <w:proofErr w:type="spellStart"/>
+      <w:r>
+        <w:rPr>
+          <w:szCs w:val="24"/>
+        </w:rPr>
+        <w:t>Время</w:t>
+      </w:r>
+      <w:proofErr w:type="spellEnd"/>
+      <w:r>
+        <w:rPr>
+          <w:szCs w:val="24"/>
+        </w:rPr>
+        <w:t xml:space="preserve"> </w:t>
+      </w:r>
+      <w:proofErr w:type="spellStart"/>
+      <w:r>
+        <w:rPr>
+          <w:szCs w:val="24"/>
+        </w:rPr>
+        <w:t>выполнения</w:t>
+      </w:r>
+      <w:proofErr w:type="spellEnd"/>
+      <w:r>
+        <w:rPr>
+          <w:szCs w:val="24"/>
+        </w:rPr>
+        <w:t>: {</w:t>
+      </w:r>
+      <w:proofErr w:type="spellStart"/>
+      <w:r>
+        <w:rPr>
+          <w:szCs w:val="24"/>
+        </w:rPr>
+        <w:t>sw.ElapsedMilliseconds</w:t>
+      </w:r>
+      <w:proofErr w:type="spellEnd"/>
+      <w:r>
+        <w:rPr>
+          <w:szCs w:val="24"/>
+        </w:rPr>
+        <w:t xml:space="preserve">} </w:t>
+      </w:r>
+      <w:proofErr w:type="spellStart"/>
+      <w:r>
+        <w:rPr>
+          <w:szCs w:val="24"/>
+        </w:rPr>
+        <w:t>мс</w:t>
+      </w:r>
+      <w:proofErr w:type="spellEnd"/>
+      <w:r>
+        <w:rPr>
+          <w:szCs w:val="24"/>
+        </w:rPr>
+        <w:t>");</w:t>
       </w:r>
     </w:p>
     <w:p>
@@ -961,7 +1474,49 @@
         <w:rPr>
           <w:szCs w:val="24"/>
         </w:rPr>
-        <w:t>static (int errorCount, int warningCount) AnalyzeLogs(string path)</w:t>
+        <w:t xml:space="preserve">static (int </w:t>
+      </w:r>
+      <w:proofErr w:type="spellStart"/>
+      <w:r>
+        <w:rPr>
+          <w:szCs w:val="24"/>
+        </w:rPr>
+        <w:t>errorCount</w:t>
+      </w:r>
+      <w:proofErr w:type="spellEnd"/>
+      <w:r>
+        <w:rPr>
+          <w:szCs w:val="24"/>
+        </w:rPr>
+        <w:t xml:space="preserve">, int </w:t>
+      </w:r>
+      <w:proofErr w:type="spellStart"/>
+      <w:r>
+        <w:rPr>
+          <w:szCs w:val="24"/>
+        </w:rPr>
+        <w:t>warningCount</w:t>
+      </w:r>
+      <w:proofErr w:type="spellEnd"/>
+      <w:r>
+        <w:rPr>
+          <w:szCs w:val="24"/>
+        </w:rPr>
+        <w:t xml:space="preserve">) </w:t>
+      </w:r>
+      <w:proofErr w:type="spellStart"/>
+      <w:r>
+        <w:rPr>
+          <w:szCs w:val="24"/>
+        </w:rPr>
+        <w:t>AnalyzeLogs</w:t>
+      </w:r>
+      <w:proofErr w:type="spellEnd"/>
+      <w:r>
+        <w:rPr>
+          <w:szCs w:val="24"/>
+        </w:rPr>
+        <w:t>(string path)</w:t>
       </w:r>
     </w:p>
     <w:p>
@@ -989,43 +1544,141 @@
         <w:rPr>
           <w:szCs w:val="24"/>
         </w:rPr>
-        <w:t xml:space="preserve">        var lines = File.ReadAllLines(path);</w:t>
-      </w:r>
-    </w:p>
-    <w:p>
-      <w:pPr>
-        <w:pStyle w:val="ad"/>
-        <w:rPr>
-          <w:szCs w:val="24"/>
-        </w:rPr>
-      </w:pPr>
-    </w:p>
-    <w:p>
-      <w:pPr>
-        <w:pStyle w:val="ad"/>
-        <w:rPr>
-          <w:szCs w:val="24"/>
-        </w:rPr>
-      </w:pPr>
-      <w:r>
-        <w:rPr>
-          <w:szCs w:val="24"/>
-        </w:rPr>
-        <w:t xml:space="preserve">        int errorCount = lines.Count(l =&gt; l.Contains("ERROR"));</w:t>
-      </w:r>
-    </w:p>
-    <w:p>
-      <w:pPr>
-        <w:pStyle w:val="ad"/>
-        <w:rPr>
-          <w:szCs w:val="24"/>
-        </w:rPr>
-      </w:pPr>
-      <w:r>
-        <w:rPr>
-          <w:szCs w:val="24"/>
-        </w:rPr>
-        <w:t xml:space="preserve">        int warningCount = lines.Count(l =&gt; l.Contains("WARNING"));</w:t>
+        <w:t xml:space="preserve">        var lines = </w:t>
+      </w:r>
+      <w:proofErr w:type="spellStart"/>
+      <w:r>
+        <w:rPr>
+          <w:szCs w:val="24"/>
+        </w:rPr>
+        <w:t>File.ReadAllLines</w:t>
+      </w:r>
+      <w:proofErr w:type="spellEnd"/>
+      <w:r>
+        <w:rPr>
+          <w:szCs w:val="24"/>
+        </w:rPr>
+        <w:t>(path);</w:t>
+      </w:r>
+    </w:p>
+    <w:p>
+      <w:pPr>
+        <w:pStyle w:val="ad"/>
+        <w:rPr>
+          <w:szCs w:val="24"/>
+        </w:rPr>
+      </w:pPr>
+    </w:p>
+    <w:p>
+      <w:pPr>
+        <w:pStyle w:val="ad"/>
+        <w:rPr>
+          <w:szCs w:val="24"/>
+        </w:rPr>
+      </w:pPr>
+      <w:r>
+        <w:rPr>
+          <w:szCs w:val="24"/>
+        </w:rPr>
+        <w:t xml:space="preserve">        int </w:t>
+      </w:r>
+      <w:proofErr w:type="spellStart"/>
+      <w:r>
+        <w:rPr>
+          <w:szCs w:val="24"/>
+        </w:rPr>
+        <w:t>errorCount</w:t>
+      </w:r>
+      <w:proofErr w:type="spellEnd"/>
+      <w:r>
+        <w:rPr>
+          <w:szCs w:val="24"/>
+        </w:rPr>
+        <w:t xml:space="preserve"> = </w:t>
+      </w:r>
+      <w:proofErr w:type="spellStart"/>
+      <w:r>
+        <w:rPr>
+          <w:szCs w:val="24"/>
+        </w:rPr>
+        <w:t>lines.Count</w:t>
+      </w:r>
+      <w:proofErr w:type="spellEnd"/>
+      <w:r>
+        <w:rPr>
+          <w:szCs w:val="24"/>
+        </w:rPr>
+        <w:t xml:space="preserve">(l =&gt; </w:t>
+      </w:r>
+      <w:proofErr w:type="spellStart"/>
+      <w:r>
+        <w:rPr>
+          <w:szCs w:val="24"/>
+        </w:rPr>
+        <w:t>l.Contains</w:t>
+      </w:r>
+      <w:proofErr w:type="spellEnd"/>
+      <w:r>
+        <w:rPr>
+          <w:szCs w:val="24"/>
+        </w:rPr>
+        <w:t>("ERROR"));</w:t>
+      </w:r>
+    </w:p>
+    <w:p>
+      <w:pPr>
+        <w:pStyle w:val="ad"/>
+        <w:rPr>
+          <w:szCs w:val="24"/>
+        </w:rPr>
+      </w:pPr>
+      <w:r>
+        <w:rPr>
+          <w:szCs w:val="24"/>
+        </w:rPr>
+        <w:t xml:space="preserve">        int </w:t>
+      </w:r>
+      <w:proofErr w:type="spellStart"/>
+      <w:r>
+        <w:rPr>
+          <w:szCs w:val="24"/>
+        </w:rPr>
+        <w:t>warningCount</w:t>
+      </w:r>
+      <w:proofErr w:type="spellEnd"/>
+      <w:r>
+        <w:rPr>
+          <w:szCs w:val="24"/>
+        </w:rPr>
+        <w:t xml:space="preserve"> = </w:t>
+      </w:r>
+      <w:proofErr w:type="spellStart"/>
+      <w:r>
+        <w:rPr>
+          <w:szCs w:val="24"/>
+        </w:rPr>
+        <w:t>lines.Count</w:t>
+      </w:r>
+      <w:proofErr w:type="spellEnd"/>
+      <w:r>
+        <w:rPr>
+          <w:szCs w:val="24"/>
+        </w:rPr>
+        <w:t xml:space="preserve">(l =&gt; </w:t>
+      </w:r>
+      <w:proofErr w:type="spellStart"/>
+      <w:r>
+        <w:rPr>
+          <w:szCs w:val="24"/>
+        </w:rPr>
+        <w:t>l.Contains</w:t>
+      </w:r>
+      <w:proofErr w:type="spellEnd"/>
+      <w:r>
+        <w:rPr>
+          <w:szCs w:val="24"/>
+        </w:rPr>
+        <w:t>("WARNING"));</w:t>
       </w:r>
     </w:p>
     <w:p>
@@ -1061,24 +1714,28 @@
         </w:rPr>
         <w:t xml:space="preserve"> (</w:t>
       </w:r>
+      <w:proofErr w:type="spellStart"/>
       <w:r>
         <w:rPr>
           <w:szCs w:val="24"/>
         </w:rPr>
         <w:t>errorCount</w:t>
       </w:r>
+      <w:proofErr w:type="spellEnd"/>
       <w:r>
         <w:rPr>
           <w:szCs w:val="24"/>
         </w:rPr>
         <w:t xml:space="preserve">, </w:t>
       </w:r>
+      <w:proofErr w:type="spellStart"/>
       <w:r>
         <w:rPr>
           <w:szCs w:val="24"/>
         </w:rPr>
         <w:t>warningCount</w:t>
       </w:r>
+      <w:proofErr w:type="spellEnd"/>
       <w:r>
         <w:rPr>
           <w:szCs w:val="24"/>
@@ -1125,7 +1782,35 @@
         <w:rPr>
           <w:szCs w:val="24"/>
         </w:rPr>
-        <w:t xml:space="preserve">    static IEnumerable&lt;string&gt; GenerateFakeLogs(int count)</w:t>
+        <w:t xml:space="preserve">    static </w:t>
+      </w:r>
+      <w:proofErr w:type="spellStart"/>
+      <w:r>
+        <w:rPr>
+          <w:szCs w:val="24"/>
+        </w:rPr>
+        <w:t>IEnumerable</w:t>
+      </w:r>
+      <w:proofErr w:type="spellEnd"/>
+      <w:r>
+        <w:rPr>
+          <w:szCs w:val="24"/>
+        </w:rPr>
+        <w:t xml:space="preserve">&lt;string&gt; </w:t>
+      </w:r>
+      <w:proofErr w:type="spellStart"/>
+      <w:r>
+        <w:rPr>
+          <w:szCs w:val="24"/>
+        </w:rPr>
+        <w:t>GenerateFakeLogs</w:t>
+      </w:r>
+      <w:proofErr w:type="spellEnd"/>
+      <w:r>
+        <w:rPr>
+          <w:szCs w:val="24"/>
+        </w:rPr>
+        <w:t>(int count)</w:t>
       </w:r>
     </w:p>
     <w:p>
@@ -1182,7 +1867,49 @@
         <w:rPr>
           <w:szCs w:val="24"/>
         </w:rPr>
-        <w:t xml:space="preserve">        for (int i = 0; i &lt; count; i++)</w:t>
+        <w:t xml:space="preserve">        for (int </w:t>
+      </w:r>
+      <w:proofErr w:type="spellStart"/>
+      <w:r>
+        <w:rPr>
+          <w:szCs w:val="24"/>
+        </w:rPr>
+        <w:t>i</w:t>
+      </w:r>
+      <w:proofErr w:type="spellEnd"/>
+      <w:r>
+        <w:rPr>
+          <w:szCs w:val="24"/>
+        </w:rPr>
+        <w:t xml:space="preserve"> = 0; </w:t>
+      </w:r>
+      <w:proofErr w:type="spellStart"/>
+      <w:r>
+        <w:rPr>
+          <w:szCs w:val="24"/>
+        </w:rPr>
+        <w:t>i</w:t>
+      </w:r>
+      <w:proofErr w:type="spellEnd"/>
+      <w:r>
+        <w:rPr>
+          <w:szCs w:val="24"/>
+        </w:rPr>
+        <w:t xml:space="preserve"> &lt; count; </w:t>
+      </w:r>
+      <w:proofErr w:type="spellStart"/>
+      <w:r>
+        <w:rPr>
+          <w:szCs w:val="24"/>
+        </w:rPr>
+        <w:t>i</w:t>
+      </w:r>
+      <w:proofErr w:type="spellEnd"/>
+      <w:r>
+        <w:rPr>
+          <w:szCs w:val="24"/>
+        </w:rPr>
+        <w:t>++)</w:t>
       </w:r>
     </w:p>
     <w:p>
@@ -1210,7 +1937,63 @@
         <w:rPr>
           <w:szCs w:val="24"/>
         </w:rPr>
-        <w:t xml:space="preserve">            yield return $"{DateTime.Now:HH:mm:ss} [{types[rand.Next(types.Length)]}] Message {i}";</w:t>
+        <w:t xml:space="preserve">            yield return $"{</w:t>
+      </w:r>
+      <w:proofErr w:type="spellStart"/>
+      <w:r>
+        <w:rPr>
+          <w:szCs w:val="24"/>
+        </w:rPr>
+        <w:t>DateTime.Now:HH:mm:ss</w:t>
+      </w:r>
+      <w:proofErr w:type="spellEnd"/>
+      <w:r>
+        <w:rPr>
+          <w:szCs w:val="24"/>
+        </w:rPr>
+        <w:t>} [{types[</w:t>
+      </w:r>
+      <w:proofErr w:type="spellStart"/>
+      <w:r>
+        <w:rPr>
+          <w:szCs w:val="24"/>
+        </w:rPr>
+        <w:t>rand.Next</w:t>
+      </w:r>
+      <w:proofErr w:type="spellEnd"/>
+      <w:r>
+        <w:rPr>
+          <w:szCs w:val="24"/>
+        </w:rPr>
+        <w:t>(</w:t>
+      </w:r>
+      <w:proofErr w:type="spellStart"/>
+      <w:r>
+        <w:rPr>
+          <w:szCs w:val="24"/>
+        </w:rPr>
+        <w:t>types.Length</w:t>
+      </w:r>
+      <w:proofErr w:type="spellEnd"/>
+      <w:r>
+        <w:rPr>
+          <w:szCs w:val="24"/>
+        </w:rPr>
+        <w:t>)]}] Message {</w:t>
+      </w:r>
+      <w:proofErr w:type="spellStart"/>
+      <w:r>
+        <w:rPr>
+          <w:szCs w:val="24"/>
+        </w:rPr>
+        <w:t>i</w:t>
+      </w:r>
+      <w:proofErr w:type="spellEnd"/>
+      <w:r>
+        <w:rPr>
+          <w:szCs w:val="24"/>
+        </w:rPr>
+        <w:t>}";</w:t>
       </w:r>
     </w:p>
     <w:p>
@@ -1295,7 +2078,19 @@
         </w:numPr>
       </w:pPr>
       <w:r>
-        <w:t>При помощи меню Отладка – Профилировщик производительности запустить отладку с опцией «Использование ЦП»</w:t>
+        <w:t>При помощи меню Отладка – Профилировщик производительности запустить отладку с опци</w:t>
+      </w:r>
+      <w:r>
+        <w:t>ями</w:t>
+      </w:r>
+      <w:r>
+        <w:t xml:space="preserve"> «Использование ЦП»</w:t>
+      </w:r>
+      <w:r>
+        <w:t xml:space="preserve"> и «Использование памяти»</w:t>
+      </w:r>
+      <w:r>
+        <w:t>.</w:t>
       </w:r>
     </w:p>
     <w:p>
@@ -1421,69 +2216,142 @@
       <w:r>
         <w:t>-</w:t>
       </w:r>
+      <w:proofErr w:type="spellStart"/>
       <w:r>
         <w:rPr>
           <w:lang w:val="en-US"/>
         </w:rPr>
         <w:t>api</w:t>
       </w:r>
-    </w:p>
-    <w:p>
-      <w:pPr>
-        <w:pStyle w:val="ad"/>
-      </w:pPr>
-      <w:r>
-        <w:t>using System.Security.Cryptography;</w:t>
-      </w:r>
-    </w:p>
-    <w:p>
-      <w:pPr>
-        <w:pStyle w:val="ad"/>
-      </w:pPr>
-    </w:p>
-    <w:p>
-      <w:pPr>
-        <w:pStyle w:val="ad"/>
-      </w:pPr>
-      <w:r>
-        <w:t>var builder = WebApplication.CreateBuilder(args);</w:t>
-      </w:r>
-    </w:p>
-    <w:p>
-      <w:pPr>
-        <w:pStyle w:val="ad"/>
-      </w:pPr>
-      <w:r>
-        <w:t>builder.Logging.SetMinimumLevel(LogLevel.Warning);</w:t>
-      </w:r>
-    </w:p>
-    <w:p>
-      <w:pPr>
-        <w:pStyle w:val="ad"/>
-      </w:pPr>
-      <w:r>
-        <w:t>builder.WebHost.ConfigureKestrel(options =&gt; options.Limits.MaxRequestBodySize = 4096);</w:t>
-      </w:r>
-    </w:p>
-    <w:p>
-      <w:pPr>
-        <w:pStyle w:val="ad"/>
-      </w:pPr>
-      <w:r>
-        <w:t>var app = builder.Build();</w:t>
-      </w:r>
-    </w:p>
-    <w:p>
-      <w:pPr>
-        <w:pStyle w:val="ad"/>
-      </w:pPr>
-    </w:p>
-    <w:p>
-      <w:pPr>
-        <w:pStyle w:val="ad"/>
-      </w:pPr>
-      <w:r>
-        <w:t>app.MapPost("/password-hashes", (HashRequest request) =&gt;</w:t>
+      <w:proofErr w:type="spellEnd"/>
+    </w:p>
+    <w:p>
+      <w:pPr>
+        <w:pStyle w:val="ad"/>
+      </w:pPr>
+      <w:r>
+        <w:t xml:space="preserve">using </w:t>
+      </w:r>
+      <w:proofErr w:type="spellStart"/>
+      <w:r>
+        <w:t>System.Security.Cryptography</w:t>
+      </w:r>
+      <w:proofErr w:type="spellEnd"/>
+      <w:r>
+        <w:t>;</w:t>
+      </w:r>
+    </w:p>
+    <w:p>
+      <w:pPr>
+        <w:pStyle w:val="ad"/>
+      </w:pPr>
+    </w:p>
+    <w:p>
+      <w:pPr>
+        <w:pStyle w:val="ad"/>
+      </w:pPr>
+      <w:r>
+        <w:t xml:space="preserve">var builder = </w:t>
+      </w:r>
+      <w:proofErr w:type="spellStart"/>
+      <w:r>
+        <w:t>WebApplication.CreateBuilder</w:t>
+      </w:r>
+      <w:proofErr w:type="spellEnd"/>
+      <w:r>
+        <w:t>(</w:t>
+      </w:r>
+      <w:proofErr w:type="spellStart"/>
+      <w:r>
+        <w:t>args</w:t>
+      </w:r>
+      <w:proofErr w:type="spellEnd"/>
+      <w:r>
+        <w:t>);</w:t>
+      </w:r>
+    </w:p>
+    <w:p>
+      <w:pPr>
+        <w:pStyle w:val="ad"/>
+      </w:pPr>
+      <w:proofErr w:type="spellStart"/>
+      <w:r>
+        <w:t>builder.Logging.SetMinimumLevel</w:t>
+      </w:r>
+      <w:proofErr w:type="spellEnd"/>
+      <w:r>
+        <w:t>(</w:t>
+      </w:r>
+      <w:proofErr w:type="spellStart"/>
+      <w:r>
+        <w:t>LogLevel.Warning</w:t>
+      </w:r>
+      <w:proofErr w:type="spellEnd"/>
+      <w:r>
+        <w:t>);</w:t>
+      </w:r>
+    </w:p>
+    <w:p>
+      <w:pPr>
+        <w:pStyle w:val="ad"/>
+      </w:pPr>
+      <w:proofErr w:type="spellStart"/>
+      <w:r>
+        <w:t>builder.WebHost.ConfigureKestrel</w:t>
+      </w:r>
+      <w:proofErr w:type="spellEnd"/>
+      <w:r>
+        <w:t xml:space="preserve">(options =&gt; </w:t>
+      </w:r>
+      <w:proofErr w:type="spellStart"/>
+      <w:r>
+        <w:t>options.Limits.MaxRequestBodySize</w:t>
+      </w:r>
+      <w:proofErr w:type="spellEnd"/>
+      <w:r>
+        <w:t xml:space="preserve"> = 4096);</w:t>
+      </w:r>
+    </w:p>
+    <w:p>
+      <w:pPr>
+        <w:pStyle w:val="ad"/>
+      </w:pPr>
+      <w:r>
+        <w:t xml:space="preserve">var app = </w:t>
+      </w:r>
+      <w:proofErr w:type="spellStart"/>
+      <w:r>
+        <w:t>builder.Build</w:t>
+      </w:r>
+      <w:proofErr w:type="spellEnd"/>
+      <w:r>
+        <w:t>();</w:t>
+      </w:r>
+    </w:p>
+    <w:p>
+      <w:pPr>
+        <w:pStyle w:val="ad"/>
+      </w:pPr>
+    </w:p>
+    <w:p>
+      <w:pPr>
+        <w:pStyle w:val="ad"/>
+      </w:pPr>
+      <w:proofErr w:type="spellStart"/>
+      <w:r>
+        <w:t>app.MapPost</w:t>
+      </w:r>
+      <w:proofErr w:type="spellEnd"/>
+      <w:r>
+        <w:t>("/password-hashes", (</w:t>
+      </w:r>
+      <w:proofErr w:type="spellStart"/>
+      <w:r>
+        <w:t>HashRequest</w:t>
+      </w:r>
+      <w:proofErr w:type="spellEnd"/>
+      <w:r>
+        <w:t xml:space="preserve"> request) =&gt;</w:t>
       </w:r>
     </w:p>
     <w:p>
@@ -1499,15 +2367,47 @@
         <w:pStyle w:val="ad"/>
       </w:pPr>
       <w:r>
-        <w:t xml:space="preserve">    if (string.IsNullOrWhiteSpace(request.Password) || request.Password.Length &gt; 256)</w:t>
-      </w:r>
-    </w:p>
-    <w:p>
-      <w:pPr>
-        <w:pStyle w:val="ad"/>
-      </w:pPr>
-      <w:r>
-        <w:t xml:space="preserve">        return Results.BadRequest(new { error = "Password must contain 1 to 256 characters and not be whitespace." });</w:t>
+        <w:t xml:space="preserve">    if (</w:t>
+      </w:r>
+      <w:proofErr w:type="spellStart"/>
+      <w:r>
+        <w:t>string.IsNullOrWhiteSpace</w:t>
+      </w:r>
+      <w:proofErr w:type="spellEnd"/>
+      <w:r>
+        <w:t>(</w:t>
+      </w:r>
+      <w:proofErr w:type="spellStart"/>
+      <w:r>
+        <w:t>request.Password</w:t>
+      </w:r>
+      <w:proofErr w:type="spellEnd"/>
+      <w:r>
+        <w:t xml:space="preserve">) || </w:t>
+      </w:r>
+      <w:proofErr w:type="spellStart"/>
+      <w:r>
+        <w:t>request.Password.Length</w:t>
+      </w:r>
+      <w:proofErr w:type="spellEnd"/>
+      <w:r>
+        <w:t xml:space="preserve"> &gt; 256)</w:t>
+      </w:r>
+    </w:p>
+    <w:p>
+      <w:pPr>
+        <w:pStyle w:val="ad"/>
+      </w:pPr>
+      <w:r>
+        <w:t xml:space="preserve">        return </w:t>
+      </w:r>
+      <w:proofErr w:type="spellStart"/>
+      <w:r>
+        <w:t>Results.BadRequest</w:t>
+      </w:r>
+      <w:proofErr w:type="spellEnd"/>
+      <w:r>
+        <w:t>(new { error = "Password must contain 1 to 256 characters and not be whitespace." });</w:t>
       </w:r>
     </w:p>
     <w:p>
@@ -1528,7 +2428,15 @@
         <w:pStyle w:val="ad"/>
       </w:pPr>
       <w:r>
-        <w:t xml:space="preserve">    var salt = RandomNumberGenerator.GetBytes(16);</w:t>
+        <w:t xml:space="preserve">    var salt = </w:t>
+      </w:r>
+      <w:proofErr w:type="spellStart"/>
+      <w:r>
+        <w:t>RandomNumberGenerator.GetBytes</w:t>
+      </w:r>
+      <w:proofErr w:type="spellEnd"/>
+      <w:r>
+        <w:t>(16);</w:t>
       </w:r>
     </w:p>
     <w:p>
@@ -1544,20 +2452,36 @@
         <w:pStyle w:val="ad"/>
       </w:pPr>
       <w:r>
-        <w:t xml:space="preserve">        request.Password, salt, iterations, HashAlgorithmName.SHA256, 32);</w:t>
-      </w:r>
-    </w:p>
-    <w:p>
-      <w:pPr>
-        <w:pStyle w:val="ad"/>
-      </w:pPr>
-    </w:p>
-    <w:p>
-      <w:pPr>
-        <w:pStyle w:val="ad"/>
-      </w:pPr>
-      <w:r>
-        <w:t xml:space="preserve">    return Results.Ok(new</w:t>
+        <w:t xml:space="preserve">        </w:t>
+      </w:r>
+      <w:proofErr w:type="spellStart"/>
+      <w:r>
+        <w:t>request.Password</w:t>
+      </w:r>
+      <w:proofErr w:type="spellEnd"/>
+      <w:r>
+        <w:t>, salt, iterations, HashAlgorithmName.SHA256, 32);</w:t>
+      </w:r>
+    </w:p>
+    <w:p>
+      <w:pPr>
+        <w:pStyle w:val="ad"/>
+      </w:pPr>
+    </w:p>
+    <w:p>
+      <w:pPr>
+        <w:pStyle w:val="ad"/>
+      </w:pPr>
+      <w:r>
+        <w:t xml:space="preserve">    return </w:t>
+      </w:r>
+      <w:proofErr w:type="spellStart"/>
+      <w:r>
+        <w:t>Results.Ok</w:t>
+      </w:r>
+      <w:proofErr w:type="spellEnd"/>
+      <w:r>
+        <w:t>(new</w:t>
       </w:r>
     </w:p>
     <w:p>
@@ -1625,21 +2549,34 @@
       <w:pPr>
         <w:pStyle w:val="ad"/>
       </w:pPr>
-      <w:r>
-        <w:t>app.Run("http://localhost:5080");</w:t>
-      </w:r>
-    </w:p>
-    <w:p>
-      <w:pPr>
-        <w:pStyle w:val="ad"/>
-      </w:pPr>
-    </w:p>
-    <w:p>
-      <w:pPr>
-        <w:pStyle w:val="ad"/>
-      </w:pPr>
-      <w:r>
-        <w:t>record HashRequest(string? Password);</w:t>
+      <w:proofErr w:type="spellStart"/>
+      <w:r>
+        <w:t>app.Run</w:t>
+      </w:r>
+      <w:proofErr w:type="spellEnd"/>
+      <w:r>
+        <w:t>("http://localhost:5080");</w:t>
+      </w:r>
+    </w:p>
+    <w:p>
+      <w:pPr>
+        <w:pStyle w:val="ad"/>
+      </w:pPr>
+    </w:p>
+    <w:p>
+      <w:pPr>
+        <w:pStyle w:val="ad"/>
+      </w:pPr>
+      <w:r>
+        <w:t xml:space="preserve">record </w:t>
+      </w:r>
+      <w:proofErr w:type="spellStart"/>
+      <w:r>
+        <w:t>HashRequest</w:t>
+      </w:r>
+      <w:proofErr w:type="spellEnd"/>
+      <w:r>
+        <w:t>(string? Password);</w:t>
       </w:r>
     </w:p>
     <w:p>
@@ -1651,10 +2588,7 @@
         </w:numPr>
       </w:pPr>
       <w:r>
-        <w:t>Создайте</w:t>
-      </w:r>
-      <w:r>
-        <w:t xml:space="preserve"> </w:t>
+        <w:t xml:space="preserve">Создайте </w:t>
       </w:r>
       <w:r>
         <w:t>новый</w:t>
@@ -1818,18 +2752,87 @@
     <w:p>
       <w:pPr>
         <w:pStyle w:val="ad"/>
+      </w:pPr>
+      <w:r>
+        <w:t>thresholds</w:t>
+      </w:r>
+      <w:r>
+        <w:t>: {</w:t>
+      </w:r>
+    </w:p>
+    <w:p>
+      <w:pPr>
+        <w:pStyle w:val="ad"/>
+      </w:pPr>
+      <w:r>
+        <w:t xml:space="preserve">    </w:t>
+      </w:r>
+      <w:proofErr w:type="spellStart"/>
+      <w:r>
+        <w:t>http</w:t>
+      </w:r>
+      <w:r>
+        <w:t>_</w:t>
+      </w:r>
+      <w:r>
+        <w:t>req</w:t>
+      </w:r>
+      <w:r>
+        <w:t>_</w:t>
+      </w:r>
+      <w:r>
+        <w:t>failed</w:t>
+      </w:r>
+      <w:proofErr w:type="spellEnd"/>
+      <w:r>
+        <w:t>: ['</w:t>
+      </w:r>
+      <w:r>
+        <w:t>rate</w:t>
+      </w:r>
+      <w:r>
+        <w:t>&lt;0.01'],</w:t>
+      </w:r>
+    </w:p>
+    <w:p>
+      <w:pPr>
+        <w:pStyle w:val="ad"/>
+      </w:pPr>
+      <w:r>
+        <w:t xml:space="preserve">    </w:t>
+      </w:r>
+      <w:proofErr w:type="spellStart"/>
+      <w:r>
+        <w:t>http_req_duration</w:t>
+      </w:r>
+      <w:proofErr w:type="spellEnd"/>
+      <w:r>
+        <w:t>: ['p(95)&lt;500'],</w:t>
+      </w:r>
+    </w:p>
+    <w:p>
+      <w:pPr>
+        <w:pStyle w:val="ad"/>
         <w:rPr>
           <w:lang w:val="ru-RU"/>
         </w:rPr>
       </w:pPr>
       <w:r>
-        <w:t>thresholds</w:t>
-      </w:r>
-      <w:r>
         <w:rPr>
           <w:lang w:val="ru-RU"/>
         </w:rPr>
-        <w:t>: {</w:t>
+        <w:t>},</w:t>
+      </w:r>
+    </w:p>
+    <w:p>
+      <w:r>
+        <w:t xml:space="preserve">Код для </w:t>
+      </w:r>
+      <w:r>
+        <w:t>отправки</w:t>
+      </w:r>
+      <w:r>
+        <w:t xml:space="preserve"> запроса:</w:t>
       </w:r>
     </w:p>
     <w:p>
@@ -1840,10 +2843,24 @@
         </w:rPr>
       </w:pPr>
       <w:r>
+        <w:t>const</w:t>
+      </w:r>
+      <w:r>
         <w:rPr>
           <w:lang w:val="ru-RU"/>
         </w:rPr>
-        <w:t xml:space="preserve">    </w:t>
+        <w:t xml:space="preserve"> </w:t>
+      </w:r>
+      <w:proofErr w:type="spellStart"/>
+      <w:r>
+        <w:t>url</w:t>
+      </w:r>
+      <w:proofErr w:type="spellEnd"/>
+      <w:r>
+        <w:rPr>
+          <w:lang w:val="ru-RU"/>
+        </w:rPr>
+        <w:t xml:space="preserve"> = '</w:t>
       </w:r>
       <w:r>
         <w:t>http</w:t>
@@ -1852,96 +2869,90 @@
         <w:rPr>
           <w:lang w:val="ru-RU"/>
         </w:rPr>
-        <w:t>_</w:t>
-      </w:r>
-      <w:r>
-        <w:t>req</w:t>
+        <w:t>://</w:t>
+      </w:r>
+      <w:r>
+        <w:t>localhost</w:t>
       </w:r>
       <w:r>
         <w:rPr>
           <w:lang w:val="ru-RU"/>
         </w:rPr>
-        <w:t>_</w:t>
-      </w:r>
-      <w:r>
-        <w:t>failed</w:t>
+        <w:t>:5080/</w:t>
+      </w:r>
+      <w:r>
+        <w:t>password</w:t>
       </w:r>
       <w:r>
         <w:rPr>
           <w:lang w:val="ru-RU"/>
         </w:rPr>
-        <w:t>: ['</w:t>
-      </w:r>
-      <w:r>
-        <w:t>rate</w:t>
+        <w:t>-</w:t>
+      </w:r>
+      <w:r>
+        <w:t>hashes</w:t>
       </w:r>
       <w:r>
         <w:rPr>
           <w:lang w:val="ru-RU"/>
         </w:rPr>
-        <w:t>&lt;0.01'],</w:t>
-      </w:r>
-    </w:p>
-    <w:p>
-      <w:pPr>
-        <w:pStyle w:val="ad"/>
-      </w:pPr>
-      <w:r>
-        <w:t xml:space="preserve">    </w:t>
-      </w:r>
-      <w:r>
-        <w:t>http_req_duration: ['p(95)&lt;500'],</w:t>
-      </w:r>
-    </w:p>
-    <w:p>
-      <w:pPr>
-        <w:pStyle w:val="ad"/>
-      </w:pPr>
-      <w:r>
-        <w:t>},</w:t>
-      </w:r>
-    </w:p>
-    <w:p>
-      <w:r>
-        <w:t xml:space="preserve">Код для </w:t>
-      </w:r>
-      <w:r>
-        <w:t>отправки</w:t>
-      </w:r>
-      <w:r>
-        <w:t xml:space="preserve"> запроса:</w:t>
-      </w:r>
-    </w:p>
-    <w:p>
-      <w:pPr>
-        <w:pStyle w:val="ad"/>
-      </w:pPr>
-      <w:r>
-        <w:t>const url = 'http://localhost:5080/password-hashes';</w:t>
-      </w:r>
-    </w:p>
-    <w:p>
-      <w:pPr>
-        <w:pStyle w:val="ad"/>
-      </w:pPr>
-      <w:r>
-        <w:t>const body = JSON.stringify({ password: 'LoadTest-Only-2026!' });</w:t>
-      </w:r>
-    </w:p>
-    <w:p>
-      <w:pPr>
-        <w:pStyle w:val="ad"/>
-      </w:pPr>
-      <w:r>
-        <w:t>const response = http.post(url, body, {</w:t>
-      </w:r>
-    </w:p>
-    <w:p>
-      <w:pPr>
-        <w:pStyle w:val="ad"/>
-      </w:pPr>
-      <w:r>
-        <w:t xml:space="preserve">    headers: { 'Content-Type': 'application/json' },</w:t>
+        <w:t>';</w:t>
+      </w:r>
+    </w:p>
+    <w:p>
+      <w:pPr>
+        <w:pStyle w:val="ad"/>
+      </w:pPr>
+      <w:r>
+        <w:t xml:space="preserve">const body = </w:t>
+      </w:r>
+      <w:proofErr w:type="spellStart"/>
+      <w:r>
+        <w:t>JSON.stringify</w:t>
+      </w:r>
+      <w:proofErr w:type="spellEnd"/>
+      <w:r>
+        <w:t>({ password: 'LoadTest-Only-2026!' });</w:t>
+      </w:r>
+    </w:p>
+    <w:p>
+      <w:pPr>
+        <w:pStyle w:val="ad"/>
+      </w:pPr>
+      <w:r>
+        <w:t xml:space="preserve">const response = </w:t>
+      </w:r>
+      <w:proofErr w:type="spellStart"/>
+      <w:r>
+        <w:t>http.post</w:t>
+      </w:r>
+      <w:proofErr w:type="spellEnd"/>
+      <w:r>
+        <w:t>(</w:t>
+      </w:r>
+      <w:proofErr w:type="spellStart"/>
+      <w:r>
+        <w:t>url</w:t>
+      </w:r>
+      <w:proofErr w:type="spellEnd"/>
+      <w:r>
+        <w:t>, body, {</w:t>
+      </w:r>
+    </w:p>
+    <w:p>
+      <w:pPr>
+        <w:pStyle w:val="ad"/>
+      </w:pPr>
+      <w:r>
+        <w:t xml:space="preserve">    headers: { 'Content-Type': 'application/</w:t>
+      </w:r>
+      <w:proofErr w:type="spellStart"/>
+      <w:r>
+        <w:t>json</w:t>
+      </w:r>
+      <w:proofErr w:type="spellEnd"/>
+      <w:r>
+        <w:t>' },</w:t>
       </w:r>
     </w:p>
     <w:p>
@@ -2205,9 +3216,11 @@
       <w:r>
         <w:t xml:space="preserve">Как использовать </w:t>
       </w:r>
+      <w:proofErr w:type="spellStart"/>
       <w:r>
         <w:t>BenchmarkDotNet</w:t>
       </w:r>
+      <w:proofErr w:type="spellEnd"/>
       <w:r>
         <w:t>?</w:t>
       </w:r>
@@ -3742,6 +4755,7 @@
   <w:style w:type="character" w:default="1" w:styleId="a1">
     <w:name w:val="Default Paragraph Font"/>
     <w:uiPriority w:val="1"/>
+    <w:semiHidden/>
     <w:unhideWhenUsed/>
   </w:style>
   <w:style w:type="table" w:default="1" w:styleId="a2">
